--- a/drafts/04/04-ВУ-НЮ/10-ЧТ-Терентія-Помпія.docx
+++ b/drafts/04/04-ВУ-НЮ/10-ЧТ-Терентія-Помпія.docx
@@ -3416,7 +3416,25 @@
           <w:szCs w:val="24"/>
           <w:rtl w:val="0"/>
         </w:rPr>
-        <w:t xml:space="preserve">Наслідуючи, вірні, Марту й Марію,* пошлімо до Господа, як прохання, наші добрі вчинки,* щоб він прийшов воскресити наш духовний розум,* що лежить мертвий у гробі нечутливого лінивства,* не пам'ятаючи про страх Божий,* і позбавлений життєздатності.* Тому кличемо: Поглянь, Господи,</w:t>
+        <w:t xml:space="preserve">Наслідуючи, вірні, Марту й Марію,* пошлімо до Господа, як прохання, наші добрі вчинки,* щоб він прийшов воскресити наш духовний розум,* що лежить мертвий у гробі нечутливого лінивства,* не пам'ятаючи про страх Божий,* і позбавлений </w:t>
+      </w:r>
+      <w:r>
+        <w:rPr>
+          <w:rFonts w:ascii="Times New Roman" w:cs="Times New Roman" w:eastAsia="Times New Roman" w:hAnsi="Times New Roman"/>
+          <w:sz w:val="24"/>
+          <w:szCs w:val="24"/>
+          <w:rtl w:val="0"/>
+        </w:rPr>
+        <w:t xml:space="preserve">життєздатности</w:t>
+      </w:r>
+      <w:r>
+        <w:rPr>
+          <w:rFonts w:ascii="Times New Roman" w:cs="Times New Roman" w:eastAsia="Times New Roman" w:hAnsi="Times New Roman"/>
+          <w:sz w:val="24"/>
+          <w:szCs w:val="24"/>
+          <w:rtl w:val="0"/>
+        </w:rPr>
+        <w:t xml:space="preserve">.* Тому кличемо: Поглянь, Господи,</w:t>
       </w:r>
       <w:r>
         <w:rPr>
@@ -4527,7 +4545,61 @@
           <w:vertAlign w:val="baseline"/>
           <w:rtl w:val="0"/>
         </w:rPr>
-        <w:t xml:space="preserve">Слава: І нині</w:t>
+        <w:t xml:space="preserve">Слава</w:t>
+      </w:r>
+      <w:r>
+        <w:rPr>
+          <w:rFonts w:ascii="Times New Roman" w:cs="Times New Roman" w:eastAsia="Times New Roman" w:hAnsi="Times New Roman"/>
+          <w:b w:val="1"/>
+          <w:sz w:val="24"/>
+          <w:szCs w:val="24"/>
+          <w:rtl w:val="0"/>
+        </w:rPr>
+        <w:t xml:space="preserve">,</w:t>
+      </w:r>
+      <w:r>
+        <w:rPr>
+          <w:rFonts w:ascii="Times New Roman" w:cs="Times New Roman" w:eastAsia="Times New Roman" w:hAnsi="Times New Roman"/>
+          <w:b w:val="1"/>
+          <w:i w:val="0"/>
+          <w:smallCaps w:val="0"/>
+          <w:strike w:val="0"/>
+          <w:color w:val="000000"/>
+          <w:sz w:val="24"/>
+          <w:szCs w:val="24"/>
+          <w:u w:val="none"/>
+          <w:shd w:fill="auto" w:val="clear"/>
+          <w:vertAlign w:val="baseline"/>
+          <w:rtl w:val="0"/>
+        </w:rPr>
+        <w:t xml:space="preserve"> </w:t>
+      </w:r>
+      <w:r>
+        <w:rPr>
+          <w:rFonts w:ascii="Times New Roman" w:cs="Times New Roman" w:eastAsia="Times New Roman" w:hAnsi="Times New Roman"/>
+          <w:b w:val="1"/>
+          <w:sz w:val="24"/>
+          <w:szCs w:val="24"/>
+          <w:rtl w:val="0"/>
+        </w:rPr>
+        <w:t xml:space="preserve">і</w:t>
+      </w:r>
+      <w:r>
+        <w:rPr>
+          <w:rFonts w:ascii="Times New Roman" w:cs="Times New Roman" w:eastAsia="Times New Roman" w:hAnsi="Times New Roman"/>
+          <w:b w:val="1"/>
+          <w:i w:val="0"/>
+          <w:smallCaps w:val="0"/>
+          <w:strike w:val="0"/>
+          <w:color w:val="000000"/>
+          <w:sz w:val="24"/>
+          <w:szCs w:val="24"/>
+          <w:u w:val="none"/>
+          <w:shd w:fill="auto" w:val="clear"/>
+          <w:vertAlign w:val="baseline"/>
+          <w:rtl w:val="0"/>
+        </w:rPr>
+        <w:t xml:space="preserve"> нині</w:t>
       </w:r>
       <w:r>
         <w:rPr>
@@ -4621,16 +4693,16 @@
           <w:vertAlign w:val="baseline"/>
           <w:rtl w:val="0"/>
         </w:rPr>
-        <w:t xml:space="preserve"> Бо́га Невмісти́мого,</w:t>
-      </w:r>
-      <w:r>
-        <w:rPr>
-          <w:rFonts w:ascii="Times New Roman" w:cs="Times New Roman" w:eastAsia="Times New Roman" w:hAnsi="Times New Roman"/>
-          <w:sz w:val="24"/>
-          <w:szCs w:val="24"/>
-          <w:rtl w:val="0"/>
-        </w:rPr>
-        <w:t xml:space="preserve">*</w:t>
+        <w:t xml:space="preserve"> Бо́га </w:t>
+      </w:r>
+      <w:r>
+        <w:rPr>
+          <w:rFonts w:ascii="Times New Roman" w:cs="Times New Roman" w:eastAsia="Times New Roman" w:hAnsi="Times New Roman"/>
+          <w:sz w:val="24"/>
+          <w:szCs w:val="24"/>
+          <w:rtl w:val="0"/>
+        </w:rPr>
+        <w:t xml:space="preserve">н</w:t>
       </w:r>
       <w:r>
         <w:rPr>
@@ -4647,16 +4719,16 @@
           <w:vertAlign w:val="baseline"/>
           <w:rtl w:val="0"/>
         </w:rPr>
-        <w:t xml:space="preserve"> </w:t>
-      </w:r>
-      <w:r>
-        <w:rPr>
-          <w:rFonts w:ascii="Times New Roman" w:cs="Times New Roman" w:eastAsia="Times New Roman" w:hAnsi="Times New Roman"/>
-          <w:sz w:val="24"/>
-          <w:szCs w:val="24"/>
-          <w:rtl w:val="0"/>
-        </w:rPr>
-        <w:t xml:space="preserve">я</w:t>
+        <w:t xml:space="preserve">евмісти́мого,</w:t>
+      </w:r>
+      <w:r>
+        <w:rPr>
+          <w:rFonts w:ascii="Times New Roman" w:cs="Times New Roman" w:eastAsia="Times New Roman" w:hAnsi="Times New Roman"/>
+          <w:sz w:val="24"/>
+          <w:szCs w:val="24"/>
+          <w:rtl w:val="0"/>
+        </w:rPr>
+        <w:t xml:space="preserve">*</w:t>
       </w:r>
       <w:r>
         <w:rPr>
@@ -4673,16 +4745,16 @@
           <w:vertAlign w:val="baseline"/>
           <w:rtl w:val="0"/>
         </w:rPr>
-        <w:t xml:space="preserve">ки́й людинолю́бно Людиною став</w:t>
-      </w:r>
-      <w:r>
-        <w:rPr>
-          <w:rFonts w:ascii="Times New Roman" w:cs="Times New Roman" w:eastAsia="Times New Roman" w:hAnsi="Times New Roman"/>
-          <w:sz w:val="24"/>
-          <w:szCs w:val="24"/>
-          <w:rtl w:val="0"/>
-        </w:rPr>
-        <w:t xml:space="preserve">*</w:t>
+        <w:t xml:space="preserve"> </w:t>
+      </w:r>
+      <w:r>
+        <w:rPr>
+          <w:rFonts w:ascii="Times New Roman" w:cs="Times New Roman" w:eastAsia="Times New Roman" w:hAnsi="Times New Roman"/>
+          <w:sz w:val="24"/>
+          <w:szCs w:val="24"/>
+          <w:rtl w:val="0"/>
+        </w:rPr>
+        <w:t xml:space="preserve">я</w:t>
       </w:r>
       <w:r>
         <w:rPr>
@@ -4699,7 +4771,85 @@
           <w:vertAlign w:val="baseline"/>
           <w:rtl w:val="0"/>
         </w:rPr>
-        <w:t xml:space="preserve"> і на́шу сполу́ку від Те́бе прийня́в</w:t>
+        <w:t xml:space="preserve">ки́й людинолю́бно </w:t>
+      </w:r>
+      <w:r>
+        <w:rPr>
+          <w:rFonts w:ascii="Times New Roman" w:cs="Times New Roman" w:eastAsia="Times New Roman" w:hAnsi="Times New Roman"/>
+          <w:sz w:val="24"/>
+          <w:szCs w:val="24"/>
+          <w:rtl w:val="0"/>
+        </w:rPr>
+        <w:t xml:space="preserve">л</w:t>
+      </w:r>
+      <w:r>
+        <w:rPr>
+          <w:rFonts w:ascii="Times New Roman" w:cs="Times New Roman" w:eastAsia="Times New Roman" w:hAnsi="Times New Roman"/>
+          <w:b w:val="0"/>
+          <w:i w:val="0"/>
+          <w:smallCaps w:val="0"/>
+          <w:strike w:val="0"/>
+          <w:color w:val="000000"/>
+          <w:sz w:val="24"/>
+          <w:szCs w:val="24"/>
+          <w:u w:val="none"/>
+          <w:shd w:fill="auto" w:val="clear"/>
+          <w:vertAlign w:val="baseline"/>
+          <w:rtl w:val="0"/>
+        </w:rPr>
+        <w:t xml:space="preserve">юди́ною став</w:t>
+      </w:r>
+      <w:r>
+        <w:rPr>
+          <w:rFonts w:ascii="Times New Roman" w:cs="Times New Roman" w:eastAsia="Times New Roman" w:hAnsi="Times New Roman"/>
+          <w:sz w:val="24"/>
+          <w:szCs w:val="24"/>
+          <w:rtl w:val="0"/>
+        </w:rPr>
+        <w:t xml:space="preserve">*</w:t>
+      </w:r>
+      <w:r>
+        <w:rPr>
+          <w:rFonts w:ascii="Times New Roman" w:cs="Times New Roman" w:eastAsia="Times New Roman" w:hAnsi="Times New Roman"/>
+          <w:b w:val="0"/>
+          <w:i w:val="0"/>
+          <w:smallCaps w:val="0"/>
+          <w:strike w:val="0"/>
+          <w:color w:val="000000"/>
+          <w:sz w:val="24"/>
+          <w:szCs w:val="24"/>
+          <w:u w:val="none"/>
+          <w:shd w:fill="auto" w:val="clear"/>
+          <w:vertAlign w:val="baseline"/>
+          <w:rtl w:val="0"/>
+        </w:rPr>
+        <w:t xml:space="preserve"> і на́шу сполу́ку від </w:t>
+      </w:r>
+      <w:r>
+        <w:rPr>
+          <w:rFonts w:ascii="Times New Roman" w:cs="Times New Roman" w:eastAsia="Times New Roman" w:hAnsi="Times New Roman"/>
+          <w:sz w:val="24"/>
+          <w:szCs w:val="24"/>
+          <w:rtl w:val="0"/>
+        </w:rPr>
+        <w:t xml:space="preserve">т</w:t>
+      </w:r>
+      <w:r>
+        <w:rPr>
+          <w:rFonts w:ascii="Times New Roman" w:cs="Times New Roman" w:eastAsia="Times New Roman" w:hAnsi="Times New Roman"/>
+          <w:b w:val="0"/>
+          <w:i w:val="0"/>
+          <w:smallCaps w:val="0"/>
+          <w:strike w:val="0"/>
+          <w:color w:val="000000"/>
+          <w:sz w:val="24"/>
+          <w:szCs w:val="24"/>
+          <w:u w:val="none"/>
+          <w:shd w:fill="auto" w:val="clear"/>
+          <w:vertAlign w:val="baseline"/>
+          <w:rtl w:val="0"/>
+        </w:rPr>
+        <w:t xml:space="preserve">е́бе прийня́в,</w:t>
       </w:r>
       <w:r>
         <w:rPr>
@@ -6694,7 +6844,25 @@
           <w:szCs w:val="24"/>
           <w:rtl w:val="0"/>
         </w:rPr>
-        <w:t xml:space="preserve">Багатий я пристрастями:* зодягнений в оманливі шати лицемірства,* любуюсь у лихій нестриманості.* Безмірну немилосердність виявляю,* погорджуючи моїм розумом, який лежить покинутий перед дверима покаяння* і терпить голод усякого блага,* страждаючи з приводу моєї байдужості.* Але ти, Господи, до Лазаря уподібни мене,* нужденного задля гріхів моїх,* щоб не треба було мені жебрати зрошеного пальця* на спраглий язик у невгаснім вогні.* На лоні патріярха, як Людинолюбець, посели мене.</w:t>
+        <w:t xml:space="preserve">Багатий я пристрастями:* зодягнений в оманливі шати лицемірства,* любуюсь у лихій нестриманості.* Безмірну </w:t>
+      </w:r>
+      <w:r>
+        <w:rPr>
+          <w:rFonts w:ascii="Times New Roman" w:cs="Times New Roman" w:eastAsia="Times New Roman" w:hAnsi="Times New Roman"/>
+          <w:sz w:val="24"/>
+          <w:szCs w:val="24"/>
+          <w:rtl w:val="0"/>
+        </w:rPr>
+        <w:t xml:space="preserve">немилосердність</w:t>
+      </w:r>
+      <w:r>
+        <w:rPr>
+          <w:rFonts w:ascii="Times New Roman" w:cs="Times New Roman" w:eastAsia="Times New Roman" w:hAnsi="Times New Roman"/>
+          <w:sz w:val="24"/>
+          <w:szCs w:val="24"/>
+          <w:rtl w:val="0"/>
+        </w:rPr>
+        <w:t xml:space="preserve"> виявляю,* погорджуючи моїм розумом, який лежить покинутий перед дверима покаяння* і терпить голод усякого блага,* страждаючи з приводу моєї байдужности.* Але ти, Господи, до Лазаря уподібни мене,* нужденного задля гріхів моїх,* щоб не треба було мені жебрати зрошеного пальця* на спраглий язик у невгаснім вогні.* На лоні патріярха, як Людинолюбець, посели мене.</w:t>
       </w:r>
     </w:p>
     <w:p>
@@ -20732,7 +20900,25 @@
           <w:szCs w:val="24"/>
           <w:rtl w:val="0"/>
         </w:rPr>
-        <w:t xml:space="preserve">Багатий я пристрастями:* зодягнений в оманливі шати лицемірства,* любуюсь у лихій нестриманості.* Безмірну немилосердність виявляю,* погорджуючи моїм розумом, який лежить покинутий перед дверима покаяння* і терпить голод усякого блага,* страждаючи з приводу моєї байдужості.* Але ти, Господи, до Лазаря уподібни мене,* нужденного задля гріхів моїх,* щоб не треба було мені жебрати зрошеного пальця* на спраглий язик у невгаснім вогні.* На лоні патріярха, як Людинолюбець, посели мене.</w:t>
+        <w:t xml:space="preserve">Багатий я пристрастями:* зодягнений в оманливі шати лицемірства,* любуюсь у лихій нестриманості.* Безмірну </w:t>
+      </w:r>
+      <w:r>
+        <w:rPr>
+          <w:rFonts w:ascii="Times New Roman" w:cs="Times New Roman" w:eastAsia="Times New Roman" w:hAnsi="Times New Roman"/>
+          <w:sz w:val="24"/>
+          <w:szCs w:val="24"/>
+          <w:rtl w:val="0"/>
+        </w:rPr>
+        <w:t xml:space="preserve">немилосердність</w:t>
+      </w:r>
+      <w:r>
+        <w:rPr>
+          <w:rFonts w:ascii="Times New Roman" w:cs="Times New Roman" w:eastAsia="Times New Roman" w:hAnsi="Times New Roman"/>
+          <w:sz w:val="24"/>
+          <w:szCs w:val="24"/>
+          <w:rtl w:val="0"/>
+        </w:rPr>
+        <w:t xml:space="preserve"> виявляю,* погорджуючи моїм розумом, який лежить покинутий перед дверима покаяння* і терпить голод усякого блага,* страждаючи з приводу моєї байдужості.* Але ти, Господи, до Лазаря уподібни мене,* нужденного задля гріхів моїх,* щоб не треба було мені жебрати зрошеного пальця* на спраглий язик у невгаснім вогні.* На лоні патріярха, як Людинолюбець, посели мене.</w:t>
       </w:r>
     </w:p>
     <w:p>
